--- a/docs/Lessons/Lesson 13 - A Hit That Reacts/Keys/Lesson_13_Key_GameMaker.docx
+++ b/docs/Lessons/Lesson 13 - A Hit That Reacts/Keys/Lesson_13_Key_GameMaker.docx
@@ -156,6 +156,147 @@
       </w:pPr>
       <w:r>
         <w:t xml:space="preserve">obj_explosion is a fully separate object with its own Create-event alarm and its own Alarm 0 event - it manages its own lifetime with zero involvement from obj_enemy or obj_bullet.</w:t>
+      </w:r>
+    </w:p>
+    <w:p>
+      <w:pPr>
+        <w:pBdr>
+          <w:left w:val="single" w:color="C99A2E" w:sz="24" w:space="8"/>
+        </w:pBdr>
+        <w:shd w:fill="FBEFD9" w:val="clear"/>
+        <w:spacing w:after="200" w:before="120"/>
+        <w:ind w:left="180"/>
+      </w:pPr>
+      <w:r>
+        <w:rPr>
+          <w:sz w:val="20"/>
+          <w:szCs w:val="20"/>
+        </w:rPr>
+        <w:t xml:space="preserve">⚠ Some students' projects may have already fixed the "Stalemate" bug from Lessons 10-11 (an optional Level 3 goal), which replaces obj_bullet's inline win/wave-advance if/else with a shared wave_cleared() function called from BOTH obj_bullet's hit path and obj_enemy's escape path. This lesson's explosion/flash/alarm code doesn't change either way - it still goes in obj_bullet's Collision event, right before instance_destroy(other) is removed and replaced with the alarm. What differs is only the win/wave-advance block beneath it: a student with wave_cleared() in place will see a single wave_cleared() call where the Handout's inline nested if/else is shown instead. Check each project's actual structure before walking a student through this week's change.</w:t>
+      </w:r>
+    </w:p>
+    <w:p>
+      <w:pPr>
+        <w:spacing w:after="40" w:before="120"/>
+        <w:jc w:val="center"/>
+      </w:pPr>
+      <w:r>
+        <w:drawing>
+          <wp:inline distT="0" distB="0" distL="0" distR="0">
+            <wp:extent cx="4937760" cy="4078224"/>
+            <wp:effectExtent t="0" r="0" b="0" l="0"/>
+            <wp:docPr id="1" name="" descr="" title=""/>
+            <wp:cNvGraphicFramePr>
+              <a:graphicFrameLocks xmlns:a="http://schemas.openxmlformats.org/drawingml/2006/main" noChangeAspect="1"/>
+            </wp:cNvGraphicFramePr>
+            <a:graphic xmlns:a="http://schemas.openxmlformats.org/drawingml/2006/main">
+              <a:graphicData uri="http://schemas.openxmlformats.org/drawingml/2006/picture">
+                <pic:pic xmlns:pic="http://schemas.openxmlformats.org/drawingml/2006/picture">
+                  <pic:nvPicPr>
+                    <pic:cNvPr id="0" name="" descr=""/>
+                    <pic:cNvPicPr>
+                      <a:picLocks noChangeAspect="1" noChangeArrowheads="1"/>
+                    </pic:cNvPicPr>
+                  </pic:nvPicPr>
+                  <pic:blipFill>
+                    <a:blip r:embed="rId10" cstate="none"/>
+                    <a:srcRect/>
+                    <a:stretch>
+                      <a:fillRect/>
+                    </a:stretch>
+                  </pic:blipFill>
+                  <pic:spPr bwMode="auto">
+                    <a:xfrm>
+                      <a:off x="0" y="0"/>
+                      <a:ext cx="4937760" cy="4078224"/>
+                    </a:xfrm>
+                    <a:prstGeom prst="rect">
+                      <a:avLst/>
+                    </a:prstGeom>
+                  </pic:spPr>
+                </pic:pic>
+              </a:graphicData>
+            </a:graphic>
+          </wp:inline>
+        </w:drawing>
+      </w:r>
+    </w:p>
+    <w:p>
+      <w:pPr>
+        <w:spacing w:after="160"/>
+        <w:jc w:val="center"/>
+      </w:pPr>
+      <w:r>
+        <w:rPr>
+          <w:i/>
+          <w:iCs/>
+          <w:color w:val="888888"/>
+          <w:sz w:val="16"/>
+          <w:szCs w:val="16"/>
+        </w:rPr>
+        <w:t xml:space="preserve">Everything in the top box happens the instant the hit is detected. Only the enemy's own removal - the very last step - waits for the pause to finish.</w:t>
+      </w:r>
+    </w:p>
+    <w:p>
+      <w:pPr>
+        <w:spacing w:after="40" w:before="120"/>
+        <w:jc w:val="center"/>
+      </w:pPr>
+      <w:r>
+        <w:drawing>
+          <wp:inline distT="0" distB="0" distL="0" distR="0">
+            <wp:extent cx="4206240" cy="5687568"/>
+            <wp:effectExtent t="0" r="0" b="0" l="0"/>
+            <wp:docPr id="1" name="" descr="" title=""/>
+            <wp:cNvGraphicFramePr>
+              <a:graphicFrameLocks xmlns:a="http://schemas.openxmlformats.org/drawingml/2006/main" noChangeAspect="1"/>
+            </wp:cNvGraphicFramePr>
+            <a:graphic xmlns:a="http://schemas.openxmlformats.org/drawingml/2006/main">
+              <a:graphicData uri="http://schemas.openxmlformats.org/drawingml/2006/picture">
+                <pic:pic xmlns:pic="http://schemas.openxmlformats.org/drawingml/2006/picture">
+                  <pic:nvPicPr>
+                    <pic:cNvPr id="0" name="" descr=""/>
+                    <pic:cNvPicPr>
+                      <a:picLocks noChangeAspect="1" noChangeArrowheads="1"/>
+                    </pic:cNvPicPr>
+                  </pic:nvPicPr>
+                  <pic:blipFill>
+                    <a:blip r:embed="rId11" cstate="none"/>
+                    <a:srcRect/>
+                    <a:stretch>
+                      <a:fillRect/>
+                    </a:stretch>
+                  </pic:blipFill>
+                  <pic:spPr bwMode="auto">
+                    <a:xfrm>
+                      <a:off x="0" y="0"/>
+                      <a:ext cx="4206240" cy="5687568"/>
+                    </a:xfrm>
+                    <a:prstGeom prst="rect">
+                      <a:avLst/>
+                    </a:prstGeom>
+                  </pic:spPr>
+                </pic:pic>
+              </a:graphicData>
+            </a:graphic>
+          </wp:inline>
+        </w:drawing>
+      </w:r>
+    </w:p>
+    <w:p>
+      <w:pPr>
+        <w:spacing w:after="160"/>
+        <w:jc w:val="center"/>
+      </w:pPr>
+      <w:r>
+        <w:rPr>
+          <w:i/>
+          <w:iCs/>
+          <w:color w:val="888888"/>
+          <w:sz w:val="16"/>
+          <w:szCs w:val="16"/>
+        </w:rPr>
+        <w:t xml:space="preserve">obj_bullet's Collision event and obj_enemy's new Alarm 0 event - the block-for-block equivalent of the Level 1 code. (the Visual path)</w:t>
       </w:r>
     </w:p>
     <w:p>

--- a/docs/Lessons/Lesson 13 - A Hit That Reacts/Keys/Lesson_13_Key_GameMaker.docx
+++ b/docs/Lessons/Lesson 13 - A Hit That Reacts/Keys/Lesson_13_Key_GameMaker.docx
@@ -160,6 +160,315 @@
     </w:p>
     <w:p>
       <w:pPr>
+        <w:shd w:fill="F0F0F0" w:val="clear"/>
+        <w:spacing w:after="160" w:before="80"/>
+        <w:ind w:left="360"/>
+      </w:pPr>
+      <w:r>
+        <w:rPr>
+          <w:i/>
+          <w:iCs/>
+          <w:color w:val="555555"/>
+          <w:sz w:val="18"/>
+          <w:szCs w:val="18"/>
+        </w:rPr>
+        <w:t xml:space="preserve">Highlighted lines are new this week; everything else is code you already have.</w:t>
+      </w:r>
+      <w:r>
+        <w:br/>
+        <w:t xml:space="preserve"/>
+      </w:r>
+      <w:r>
+        <w:rPr>
+          <w:rFonts w:ascii="Consolas" w:cs="Consolas" w:eastAsia="Consolas" w:hAnsi="Consolas"/>
+          <w:sz w:val="20"/>
+          <w:szCs w:val="20"/>
+        </w:rPr>
+        <w:t xml:space="preserve">// obj_bullet Collision event with obj_enemy (revised):</w:t>
+      </w:r>
+      <w:r>
+        <w:br/>
+        <w:t xml:space="preserve"/>
+      </w:r>
+      <w:r>
+        <w:rPr>
+          <w:rFonts w:ascii="Consolas" w:cs="Consolas" w:eastAsia="Consolas" w:hAnsi="Consolas"/>
+          <w:sz w:val="20"/>
+          <w:szCs w:val="20"/>
+        </w:rPr>
+        <w:t xml:space="preserve">audio_play_sound(sfx_hit, 1, false);</w:t>
+      </w:r>
+      <w:r>
+        <w:br/>
+        <w:t xml:space="preserve"/>
+      </w:r>
+      <w:r>
+        <w:rPr>
+          <w:rFonts w:ascii="Consolas" w:cs="Consolas" w:eastAsia="Consolas" w:hAnsi="Consolas"/>
+          <w:sz w:val="20"/>
+          <w:szCs w:val="20"/>
+          <w:shd w:fill="FFE98A" w:val="clear"/>
+        </w:rPr>
+        <w:t xml:space="preserve">instance_create_layer(other.x, other.y, "Instances", obj_explosion);</w:t>
+      </w:r>
+      <w:r>
+        <w:br/>
+        <w:t xml:space="preserve"/>
+      </w:r>
+      <w:r>
+        <w:rPr>
+          <w:rFonts w:ascii="Consolas" w:cs="Consolas" w:eastAsia="Consolas" w:hAnsi="Consolas"/>
+          <w:sz w:val="20"/>
+          <w:szCs w:val="20"/>
+          <w:shd w:fill="FFE98A" w:val="clear"/>
+        </w:rPr>
+        <w:t xml:space="preserve">other.sprite_index = spr_enemy_flash;</w:t>
+      </w:r>
+      <w:r>
+        <w:br/>
+        <w:t xml:space="preserve"/>
+      </w:r>
+      <w:r>
+        <w:rPr>
+          <w:rFonts w:ascii="Consolas" w:cs="Consolas" w:eastAsia="Consolas" w:hAnsi="Consolas"/>
+          <w:sz w:val="20"/>
+          <w:szCs w:val="20"/>
+        </w:rPr>
+        <w:t xml:space="preserve">// Teacher note: if a student has extended this project with their own per-enemy color variation via image_blend (e.g. alternating colors in spawn_enemies()) - not part of this lesson - image_blend is a persistent instance property, not tied to sprite_index. It keeps multiplying against whatever sprite is currently showing, so this line alone does NOT make the flash white for a colored enemy; add other.image_blend = c_white; here too, or the flash will render as a tinted/lighter version of that enemy's own spawn color instead of true white.</w:t>
+      </w:r>
+      <w:r>
+        <w:br/>
+        <w:t xml:space="preserve"/>
+      </w:r>
+      <w:r>
+        <w:rPr>
+          <w:rFonts w:ascii="Consolas" w:cs="Consolas" w:eastAsia="Consolas" w:hAnsi="Consolas"/>
+          <w:sz w:val="20"/>
+          <w:szCs w:val="20"/>
+          <w:shd w:fill="FFE98A" w:val="clear"/>
+        </w:rPr>
+        <w:t xml:space="preserve">other.alarm[0] = 6;</w:t>
+      </w:r>
+      <w:r>
+        <w:br/>
+        <w:t xml:space="preserve"/>
+      </w:r>
+      <w:r>
+        <w:rPr>
+          <w:rFonts w:ascii="Consolas" w:cs="Consolas" w:eastAsia="Consolas" w:hAnsi="Consolas"/>
+          <w:sz w:val="20"/>
+          <w:szCs w:val="20"/>
+        </w:rPr>
+        <w:t xml:space="preserve">obj_gamemanager.enemies_remaining -= 1;</w:t>
+      </w:r>
+      <w:r>
+        <w:br/>
+        <w:t xml:space="preserve"/>
+      </w:r>
+      <w:r>
+        <w:rPr>
+          <w:rFonts w:ascii="Consolas" w:cs="Consolas" w:eastAsia="Consolas" w:hAnsi="Consolas"/>
+          <w:sz w:val="20"/>
+          <w:szCs w:val="20"/>
+        </w:rPr>
+        <w:t xml:space="preserve">obj_gamemanager.__dnd_score += 10;</w:t>
+      </w:r>
+      <w:r>
+        <w:br/>
+        <w:t xml:space="preserve"/>
+      </w:r>
+      <w:r>
+        <w:rPr>
+          <w:rFonts w:ascii="Consolas" w:cs="Consolas" w:eastAsia="Consolas" w:hAnsi="Consolas"/>
+          <w:sz w:val="20"/>
+          <w:szCs w:val="20"/>
+        </w:rPr>
+        <w:t xml:space="preserve">if (obj_gamemanager.enemies_remaining &lt;= 0) {</w:t>
+      </w:r>
+      <w:r>
+        <w:br/>
+        <w:t xml:space="preserve"/>
+      </w:r>
+      <w:r>
+        <w:rPr>
+          <w:rFonts w:ascii="Consolas" w:cs="Consolas" w:eastAsia="Consolas" w:hAnsi="Consolas"/>
+          <w:sz w:val="20"/>
+          <w:szCs w:val="20"/>
+        </w:rPr>
+        <w:t xml:space="preserve">    if (obj_gamemanager.wave &gt;= obj_gamemanager.total_waves) {</w:t>
+      </w:r>
+      <w:r>
+        <w:br/>
+        <w:t xml:space="preserve"/>
+      </w:r>
+      <w:r>
+        <w:rPr>
+          <w:rFonts w:ascii="Consolas" w:cs="Consolas" w:eastAsia="Consolas" w:hAnsi="Consolas"/>
+          <w:sz w:val="20"/>
+          <w:szCs w:val="20"/>
+        </w:rPr>
+        <w:t xml:space="preserve">        obj_gamemanager.has_won = true;</w:t>
+      </w:r>
+      <w:r>
+        <w:br/>
+        <w:t xml:space="preserve"/>
+      </w:r>
+      <w:r>
+        <w:rPr>
+          <w:rFonts w:ascii="Consolas" w:cs="Consolas" w:eastAsia="Consolas" w:hAnsi="Consolas"/>
+          <w:sz w:val="20"/>
+          <w:szCs w:val="20"/>
+        </w:rPr>
+        <w:t xml:space="preserve">        obj_gamemanager.game_active = false;</w:t>
+      </w:r>
+      <w:r>
+        <w:br/>
+        <w:t xml:space="preserve"/>
+      </w:r>
+      <w:r>
+        <w:rPr>
+          <w:rFonts w:ascii="Consolas" w:cs="Consolas" w:eastAsia="Consolas" w:hAnsi="Consolas"/>
+          <w:sz w:val="20"/>
+          <w:szCs w:val="20"/>
+        </w:rPr>
+        <w:t xml:space="preserve">        audio_play_sound(sfx_win, 1, false);</w:t>
+      </w:r>
+      <w:r>
+        <w:br/>
+        <w:t xml:space="preserve"/>
+      </w:r>
+      <w:r>
+        <w:rPr>
+          <w:rFonts w:ascii="Consolas" w:cs="Consolas" w:eastAsia="Consolas" w:hAnsi="Consolas"/>
+          <w:sz w:val="20"/>
+          <w:szCs w:val="20"/>
+        </w:rPr>
+        <w:t xml:space="preserve">    } else {</w:t>
+      </w:r>
+      <w:r>
+        <w:br/>
+        <w:t xml:space="preserve"/>
+      </w:r>
+      <w:r>
+        <w:rPr>
+          <w:rFonts w:ascii="Consolas" w:cs="Consolas" w:eastAsia="Consolas" w:hAnsi="Consolas"/>
+          <w:sz w:val="20"/>
+          <w:szCs w:val="20"/>
+        </w:rPr>
+        <w:t xml:space="preserve">        obj_gamemanager.wave += 1;</w:t>
+      </w:r>
+      <w:r>
+        <w:br/>
+        <w:t xml:space="preserve"/>
+      </w:r>
+      <w:r>
+        <w:rPr>
+          <w:rFonts w:ascii="Consolas" w:cs="Consolas" w:eastAsia="Consolas" w:hAnsi="Consolas"/>
+          <w:sz w:val="20"/>
+          <w:szCs w:val="20"/>
+        </w:rPr>
+        <w:t xml:space="preserve">        obj_gamemanager.enemies_remaining = 5;</w:t>
+      </w:r>
+      <w:r>
+        <w:br/>
+        <w:t xml:space="preserve"/>
+      </w:r>
+      <w:r>
+        <w:rPr>
+          <w:rFonts w:ascii="Consolas" w:cs="Consolas" w:eastAsia="Consolas" w:hAnsi="Consolas"/>
+          <w:sz w:val="20"/>
+          <w:szCs w:val="20"/>
+        </w:rPr>
+        <w:t xml:space="preserve">        audio_play_sound(sfx_wave, 1, false);</w:t>
+      </w:r>
+      <w:r>
+        <w:br/>
+        <w:t xml:space="preserve"/>
+      </w:r>
+      <w:r>
+        <w:rPr>
+          <w:rFonts w:ascii="Consolas" w:cs="Consolas" w:eastAsia="Consolas" w:hAnsi="Consolas"/>
+          <w:sz w:val="20"/>
+          <w:szCs w:val="20"/>
+        </w:rPr>
+        <w:t xml:space="preserve">        spawn_enemies();</w:t>
+      </w:r>
+      <w:r>
+        <w:br/>
+        <w:t xml:space="preserve"/>
+      </w:r>
+      <w:r>
+        <w:rPr>
+          <w:rFonts w:ascii="Consolas" w:cs="Consolas" w:eastAsia="Consolas" w:hAnsi="Consolas"/>
+          <w:sz w:val="20"/>
+          <w:szCs w:val="20"/>
+        </w:rPr>
+        <w:t xml:space="preserve">    }</w:t>
+      </w:r>
+      <w:r>
+        <w:br/>
+        <w:t xml:space="preserve"/>
+      </w:r>
+      <w:r>
+        <w:rPr>
+          <w:rFonts w:ascii="Consolas" w:cs="Consolas" w:eastAsia="Consolas" w:hAnsi="Consolas"/>
+          <w:sz w:val="20"/>
+          <w:szCs w:val="20"/>
+        </w:rPr>
+        <w:t xml:space="preserve">}</w:t>
+      </w:r>
+      <w:r>
+        <w:br/>
+        <w:t xml:space="preserve"/>
+      </w:r>
+      <w:r>
+        <w:rPr>
+          <w:rFonts w:ascii="Consolas" w:cs="Consolas" w:eastAsia="Consolas" w:hAnsi="Consolas"/>
+          <w:sz w:val="20"/>
+          <w:szCs w:val="20"/>
+        </w:rPr>
+        <w:t xml:space="preserve">instance_destroy(self);</w:t>
+      </w:r>
+      <w:r>
+        <w:br/>
+        <w:t xml:space="preserve"/>
+      </w:r>
+      <w:r>
+        <w:rPr>
+          <w:rFonts w:ascii="Consolas" w:cs="Consolas" w:eastAsia="Consolas" w:hAnsi="Consolas"/>
+          <w:sz w:val="20"/>
+          <w:szCs w:val="20"/>
+        </w:rPr>
+        <w:t xml:space="preserve"/>
+      </w:r>
+      <w:r>
+        <w:br/>
+        <w:t xml:space="preserve"/>
+      </w:r>
+      <w:r>
+        <w:rPr>
+          <w:rFonts w:ascii="Consolas" w:cs="Consolas" w:eastAsia="Consolas" w:hAnsi="Consolas"/>
+          <w:sz w:val="20"/>
+          <w:szCs w:val="20"/>
+        </w:rPr>
+        <w:t xml:space="preserve">// obj_enemy's NEW Alarm 0 event:</w:t>
+      </w:r>
+      <w:r>
+        <w:br/>
+        <w:t xml:space="preserve"/>
+      </w:r>
+      <w:r>
+        <w:rPr>
+          <w:rFonts w:ascii="Consolas" w:cs="Consolas" w:eastAsia="Consolas" w:hAnsi="Consolas"/>
+          <w:sz w:val="20"/>
+          <w:szCs w:val="20"/>
+          <w:shd w:fill="FFE98A" w:val="clear"/>
+        </w:rPr>
+        <w:t xml:space="preserve">instance_destroy();</w:t>
+      </w:r>
+    </w:p>
+    <w:p>
+      <w:pPr>
         <w:pBdr>
           <w:left w:val="single" w:color="C99A2E" w:sz="24" w:space="8"/>
         </w:pBdr>
@@ -382,6 +691,489 @@
     </w:p>
     <w:p>
       <w:pPr>
+        <w:spacing w:after="160"/>
+      </w:pPr>
+      <w:r>
+        <w:rPr>
+          <w:b/>
+          <w:bCs/>
+        </w:rPr>
+        <w:t xml:space="preserve">Level 2 - complete code:</w:t>
+      </w:r>
+    </w:p>
+    <w:p>
+      <w:pPr>
+        <w:shd w:fill="F0F0F0" w:val="clear"/>
+        <w:spacing w:after="160" w:before="80"/>
+        <w:ind w:left="360"/>
+      </w:pPr>
+      <w:r>
+        <w:rPr>
+          <w:rFonts w:ascii="Consolas" w:cs="Consolas" w:eastAsia="Consolas" w:hAnsi="Consolas"/>
+          <w:sz w:val="20"/>
+          <w:szCs w:val="20"/>
+        </w:rPr>
+        <w:t xml:space="preserve">// Level 2 is verification only - the Level 1 code already produces a working flash and explosion, so no lines change.</w:t>
+      </w:r>
+      <w:r>
+        <w:br/>
+        <w:t xml:space="preserve"/>
+      </w:r>
+      <w:r>
+        <w:rPr>
+          <w:rFonts w:ascii="Consolas" w:cs="Consolas" w:eastAsia="Consolas" w:hAnsi="Consolas"/>
+          <w:sz w:val="20"/>
+          <w:szCs w:val="20"/>
+        </w:rPr>
+        <w:t xml:space="preserve">// Checks: play a full round and confirm every single hit flashes and explodes, with no enemy left stuck mid-flash and no explosion left on screen;</w:t>
+      </w:r>
+      <w:r>
+        <w:br/>
+        <w:t xml:space="preserve"/>
+      </w:r>
+      <w:r>
+        <w:rPr>
+          <w:rFonts w:ascii="Consolas" w:cs="Consolas" w:eastAsia="Consolas" w:hAnsi="Consolas"/>
+          <w:sz w:val="20"/>
+          <w:szCs w:val="20"/>
+        </w:rPr>
+        <w:t xml:space="preserve">// confirm score/enemies_remaining/wave-clear/win-check all still happen at exactly the same instant they did before this lesson - only the enemy's own final removal is delayed;</w:t>
+      </w:r>
+      <w:r>
+        <w:br/>
+        <w:t xml:space="preserve"/>
+      </w:r>
+      <w:r>
+        <w:rPr>
+          <w:rFonts w:ascii="Consolas" w:cs="Consolas" w:eastAsia="Consolas" w:hAnsi="Consolas"/>
+          <w:sz w:val="20"/>
+          <w:szCs w:val="20"/>
+        </w:rPr>
+        <w:t xml:space="preserve">// confirm a second bullet hitting an already-flashing enemy does not double-register a kill.</w:t>
+      </w:r>
+    </w:p>
+    <w:p>
+      <w:pPr>
+        <w:spacing w:after="160"/>
+      </w:pPr>
+      <w:r>
+        <w:rPr>
+          <w:b/>
+          <w:bCs/>
+        </w:rPr>
+        <w:t xml:space="preserve">Level 3 - complete code (all three goals combined):</w:t>
+      </w:r>
+    </w:p>
+    <w:p>
+      <w:pPr>
+        <w:shd w:fill="F0F0F0" w:val="clear"/>
+        <w:spacing w:after="160" w:before="80"/>
+        <w:ind w:left="360"/>
+      </w:pPr>
+      <w:r>
+        <w:rPr>
+          <w:i/>
+          <w:iCs/>
+          <w:color w:val="555555"/>
+          <w:sz w:val="18"/>
+          <w:szCs w:val="18"/>
+        </w:rPr>
+        <w:t xml:space="preserve">Highlighted lines are the Level 3 additions on top of the Level 1 code.</w:t>
+      </w:r>
+      <w:r>
+        <w:br/>
+        <w:t xml:space="preserve"/>
+      </w:r>
+      <w:r>
+        <w:rPr>
+          <w:rFonts w:ascii="Consolas" w:cs="Consolas" w:eastAsia="Consolas" w:hAnsi="Consolas"/>
+          <w:sz w:val="20"/>
+          <w:szCs w:val="20"/>
+        </w:rPr>
+        <w:t xml:space="preserve">// obj_bullet's Collision event is unchanged from Level 1.</w:t>
+      </w:r>
+      <w:r>
+        <w:br/>
+        <w:t xml:space="preserve"/>
+      </w:r>
+      <w:r>
+        <w:rPr>
+          <w:rFonts w:ascii="Consolas" w:cs="Consolas" w:eastAsia="Consolas" w:hAnsi="Consolas"/>
+          <w:sz w:val="20"/>
+          <w:szCs w:val="20"/>
+        </w:rPr>
+        <w:t xml:space="preserve"/>
+      </w:r>
+      <w:r>
+        <w:br/>
+        <w:t xml:space="preserve"/>
+      </w:r>
+      <w:r>
+        <w:rPr>
+          <w:rFonts w:ascii="Consolas" w:cs="Consolas" w:eastAsia="Consolas" w:hAnsi="Consolas"/>
+          <w:sz w:val="20"/>
+          <w:szCs w:val="20"/>
+        </w:rPr>
+        <w:t xml:space="preserve">// obj_enemy's Step event (NEW) - Level 3 flicker across the existing 6-step alarm window:</w:t>
+      </w:r>
+      <w:r>
+        <w:br/>
+        <w:t xml:space="preserve"/>
+      </w:r>
+      <w:r>
+        <w:rPr>
+          <w:rFonts w:ascii="Consolas" w:cs="Consolas" w:eastAsia="Consolas" w:hAnsi="Consolas"/>
+          <w:sz w:val="20"/>
+          <w:szCs w:val="20"/>
+          <w:shd w:fill="FFE98A" w:val="clear"/>
+        </w:rPr>
+        <w:t xml:space="preserve">if (alarm[0] &gt; 0 &amp;&amp; alarm[0] mod 2 == 0) {</w:t>
+      </w:r>
+      <w:r>
+        <w:br/>
+        <w:t xml:space="preserve"/>
+      </w:r>
+      <w:r>
+        <w:rPr>
+          <w:rFonts w:ascii="Consolas" w:cs="Consolas" w:eastAsia="Consolas" w:hAnsi="Consolas"/>
+          <w:sz w:val="20"/>
+          <w:szCs w:val="20"/>
+          <w:shd w:fill="FFE98A" w:val="clear"/>
+        </w:rPr>
+        <w:t xml:space="preserve">    sprite_index = spr_enemy_flash;</w:t>
+      </w:r>
+      <w:r>
+        <w:br/>
+        <w:t xml:space="preserve"/>
+      </w:r>
+      <w:r>
+        <w:rPr>
+          <w:rFonts w:ascii="Consolas" w:cs="Consolas" w:eastAsia="Consolas" w:hAnsi="Consolas"/>
+          <w:sz w:val="20"/>
+          <w:szCs w:val="20"/>
+          <w:shd w:fill="FFE98A" w:val="clear"/>
+        </w:rPr>
+        <w:t xml:space="preserve">} else if (alarm[0] &gt; 0) {</w:t>
+      </w:r>
+      <w:r>
+        <w:br/>
+        <w:t xml:space="preserve"/>
+      </w:r>
+      <w:r>
+        <w:rPr>
+          <w:rFonts w:ascii="Consolas" w:cs="Consolas" w:eastAsia="Consolas" w:hAnsi="Consolas"/>
+          <w:sz w:val="20"/>
+          <w:szCs w:val="20"/>
+          <w:shd w:fill="FFE98A" w:val="clear"/>
+        </w:rPr>
+        <w:t xml:space="preserve">    sprite_index = spr_enemy_normal;</w:t>
+      </w:r>
+      <w:r>
+        <w:br/>
+        <w:t xml:space="preserve"/>
+      </w:r>
+      <w:r>
+        <w:rPr>
+          <w:rFonts w:ascii="Consolas" w:cs="Consolas" w:eastAsia="Consolas" w:hAnsi="Consolas"/>
+          <w:sz w:val="20"/>
+          <w:szCs w:val="20"/>
+          <w:shd w:fill="FFE98A" w:val="clear"/>
+        </w:rPr>
+        <w:t xml:space="preserve">}</w:t>
+      </w:r>
+      <w:r>
+        <w:br/>
+        <w:t xml:space="preserve"/>
+      </w:r>
+      <w:r>
+        <w:rPr>
+          <w:rFonts w:ascii="Consolas" w:cs="Consolas" w:eastAsia="Consolas" w:hAnsi="Consolas"/>
+          <w:sz w:val="20"/>
+          <w:szCs w:val="20"/>
+        </w:rPr>
+        <w:t xml:space="preserve"/>
+      </w:r>
+      <w:r>
+        <w:br/>
+        <w:t xml:space="preserve"/>
+      </w:r>
+      <w:r>
+        <w:rPr>
+          <w:rFonts w:ascii="Consolas" w:cs="Consolas" w:eastAsia="Consolas" w:hAnsi="Consolas"/>
+          <w:sz w:val="20"/>
+          <w:szCs w:val="20"/>
+        </w:rPr>
+        <w:t xml:space="preserve">// obj_enemy's Alarm 0 event (unchanged from Level 1):</w:t>
+      </w:r>
+      <w:r>
+        <w:br/>
+        <w:t xml:space="preserve"/>
+      </w:r>
+      <w:r>
+        <w:rPr>
+          <w:rFonts w:ascii="Consolas" w:cs="Consolas" w:eastAsia="Consolas" w:hAnsi="Consolas"/>
+          <w:sz w:val="20"/>
+          <w:szCs w:val="20"/>
+        </w:rPr>
+        <w:t xml:space="preserve">instance_destroy();</w:t>
+      </w:r>
+      <w:r>
+        <w:br/>
+        <w:t xml:space="preserve"/>
+      </w:r>
+      <w:r>
+        <w:rPr>
+          <w:rFonts w:ascii="Consolas" w:cs="Consolas" w:eastAsia="Consolas" w:hAnsi="Consolas"/>
+          <w:sz w:val="20"/>
+          <w:szCs w:val="20"/>
+        </w:rPr>
+        <w:t xml:space="preserve"/>
+      </w:r>
+      <w:r>
+        <w:br/>
+        <w:t xml:space="preserve"/>
+      </w:r>
+      <w:r>
+        <w:rPr>
+          <w:rFonts w:ascii="Consolas" w:cs="Consolas" w:eastAsia="Consolas" w:hAnsi="Consolas"/>
+          <w:sz w:val="20"/>
+          <w:szCs w:val="20"/>
+        </w:rPr>
+        <w:t xml:space="preserve">// obj_explosion's Step event (NEW) - Level 3 expanding-burst scale:</w:t>
+      </w:r>
+      <w:r>
+        <w:br/>
+        <w:t xml:space="preserve"/>
+      </w:r>
+      <w:r>
+        <w:rPr>
+          <w:rFonts w:ascii="Consolas" w:cs="Consolas" w:eastAsia="Consolas" w:hAnsi="Consolas"/>
+          <w:sz w:val="20"/>
+          <w:szCs w:val="20"/>
+          <w:shd w:fill="FFE98A" w:val="clear"/>
+        </w:rPr>
+        <w:t xml:space="preserve">image_xscale += 0.08;</w:t>
+      </w:r>
+      <w:r>
+        <w:br/>
+        <w:t xml:space="preserve"/>
+      </w:r>
+      <w:r>
+        <w:rPr>
+          <w:rFonts w:ascii="Consolas" w:cs="Consolas" w:eastAsia="Consolas" w:hAnsi="Consolas"/>
+          <w:sz w:val="20"/>
+          <w:szCs w:val="20"/>
+          <w:shd w:fill="FFE98A" w:val="clear"/>
+        </w:rPr>
+        <w:t xml:space="preserve">image_yscale += 0.08;</w:t>
+      </w:r>
+      <w:r>
+        <w:br/>
+        <w:t xml:space="preserve"/>
+      </w:r>
+      <w:r>
+        <w:rPr>
+          <w:rFonts w:ascii="Consolas" w:cs="Consolas" w:eastAsia="Consolas" w:hAnsi="Consolas"/>
+          <w:sz w:val="20"/>
+          <w:szCs w:val="20"/>
+        </w:rPr>
+        <w:t xml:space="preserve"/>
+      </w:r>
+      <w:r>
+        <w:br/>
+        <w:t xml:space="preserve"/>
+      </w:r>
+      <w:r>
+        <w:rPr>
+          <w:rFonts w:ascii="Consolas" w:cs="Consolas" w:eastAsia="Consolas" w:hAnsi="Consolas"/>
+          <w:sz w:val="20"/>
+          <w:szCs w:val="20"/>
+        </w:rPr>
+        <w:t xml:space="preserve">// Teacher note: if a student completes this growing-explosion goal, the recommended</w:t>
+      </w:r>
+      <w:r>
+        <w:br/>
+        <w:t xml:space="preserve"/>
+      </w:r>
+      <w:r>
+        <w:rPr>
+          <w:rFonts w:ascii="Consolas" w:cs="Consolas" w:eastAsia="Consolas" w:hAnsi="Consolas"/>
+          <w:sz w:val="20"/>
+          <w:szCs w:val="20"/>
+        </w:rPr>
+        <w:t xml:space="preserve">// fix for the "it looks like it's traveling" artifact is to set BOTH obj_explosion's</w:t>
+      </w:r>
+      <w:r>
+        <w:br/>
+        <w:t xml:space="preserve"/>
+      </w:r>
+      <w:r>
+        <w:rPr>
+          <w:rFonts w:ascii="Consolas" w:cs="Consolas" w:eastAsia="Consolas" w:hAnsi="Consolas"/>
+          <w:sz w:val="20"/>
+          <w:szCs w:val="20"/>
+        </w:rPr>
+        <w:t xml:space="preserve">// AND obj_enemy's sprite origin to Middle Center (Image Editor &gt; Origin), not just</w:t>
+      </w:r>
+      <w:r>
+        <w:br/>
+        <w:t xml:space="preserve"/>
+      </w:r>
+      <w:r>
+        <w:rPr>
+          <w:rFonts w:ascii="Consolas" w:cs="Consolas" w:eastAsia="Consolas" w:hAnsi="Consolas"/>
+          <w:sz w:val="20"/>
+          <w:szCs w:val="20"/>
+        </w:rPr>
+        <w:t xml:space="preserve">// the explosion's. A top-left origin grows asymmetrically (new pixels only add right</w:t>
+      </w:r>
+      <w:r>
+        <w:br/>
+        <w:t xml:space="preserve"/>
+      </w:r>
+      <w:r>
+        <w:rPr>
+          <w:rFonts w:ascii="Consolas" w:cs="Consolas" w:eastAsia="Consolas" w:hAnsi="Consolas"/>
+          <w:sz w:val="20"/>
+          <w:szCs w:val="20"/>
+        </w:rPr>
+        <w:t xml:space="preserve">// and down), which reads as drift; centering fixes that correctly rather than papering</w:t>
+      </w:r>
+      <w:r>
+        <w:br/>
+        <w:t xml:space="preserve"/>
+      </w:r>
+      <w:r>
+        <w:rPr>
+          <w:rFonts w:ascii="Consolas" w:cs="Consolas" w:eastAsia="Consolas" w:hAnsi="Consolas"/>
+          <w:sz w:val="20"/>
+          <w:szCs w:val="20"/>
+        </w:rPr>
+        <w:t xml:space="preserve">// over it. This is the standard convention for a top-down mover/rotator/scaler anyway -</w:t>
+      </w:r>
+      <w:r>
+        <w:br/>
+        <w:t xml:space="preserve"/>
+      </w:r>
+      <w:r>
+        <w:rPr>
+          <w:rFonts w:ascii="Consolas" w:cs="Consolas" w:eastAsia="Consolas" w:hAnsi="Consolas"/>
+          <w:sz w:val="20"/>
+          <w:szCs w:val="20"/>
+        </w:rPr>
+        <w:t xml:space="preserve">// top-left is only the sprite-import default, kept mainly for UI/HUD elements and</w:t>
+      </w:r>
+      <w:r>
+        <w:br/>
+        <w:t xml:space="preserve"/>
+      </w:r>
+      <w:r>
+        <w:rPr>
+          <w:rFonts w:ascii="Consolas" w:cs="Consolas" w:eastAsia="Consolas" w:hAnsi="Consolas"/>
+          <w:sz w:val="20"/>
+          <w:szCs w:val="20"/>
+        </w:rPr>
+        <w:t xml:space="preserve">// tile/background art that are naturally placed by a corner, not a center.</w:t>
+      </w:r>
+      <w:r>
+        <w:br/>
+        <w:t xml:space="preserve"/>
+      </w:r>
+      <w:r>
+        <w:rPr>
+          <w:rFonts w:ascii="Consolas" w:cs="Consolas" w:eastAsia="Consolas" w:hAnsi="Consolas"/>
+          <w:sz w:val="20"/>
+          <w:szCs w:val="20"/>
+        </w:rPr>
+        <w:t xml:space="preserve">// Changing the origin shifts what x/y MEAN for that object, so expect to retune:</w:t>
+      </w:r>
+      <w:r>
+        <w:br/>
+        <w:t xml:space="preserve"/>
+      </w:r>
+      <w:r>
+        <w:rPr>
+          <w:rFonts w:ascii="Consolas" w:cs="Consolas" w:eastAsia="Consolas" w:hAnsi="Consolas"/>
+          <w:sz w:val="20"/>
+          <w:szCs w:val="20"/>
+        </w:rPr>
+        <w:t xml:space="preserve">//   - spawn_enemies()'s instance_create_layer coordinates (each enemy will visually</w:t>
+      </w:r>
+      <w:r>
+        <w:br/>
+        <w:t xml:space="preserve"/>
+      </w:r>
+      <w:r>
+        <w:rPr>
+          <w:rFonts w:ascii="Consolas" w:cs="Consolas" w:eastAsia="Consolas" w:hAnsi="Consolas"/>
+          <w:sz w:val="20"/>
+          <w:szCs w:val="20"/>
+        </w:rPr>
+        <w:t xml:space="preserve">//     jump up-and-left by half its sprite's width/height once its origin centers);</w:t>
+      </w:r>
+      <w:r>
+        <w:br/>
+        <w:t xml:space="preserve"/>
+      </w:r>
+      <w:r>
+        <w:rPr>
+          <w:rFonts w:ascii="Consolas" w:cs="Consolas" w:eastAsia="Consolas" w:hAnsi="Consolas"/>
+          <w:sz w:val="20"/>
+          <w:szCs w:val="20"/>
+        </w:rPr>
+        <w:t xml:space="preserve">//   - any escape/boundary check comparing an enemy's y to a screen edge (it was</w:t>
+      </w:r>
+      <w:r>
+        <w:br/>
+        <w:t xml:space="preserve"/>
+      </w:r>
+      <w:r>
+        <w:rPr>
+          <w:rFonts w:ascii="Consolas" w:cs="Consolas" w:eastAsia="Consolas" w:hAnsi="Consolas"/>
+          <w:sz w:val="20"/>
+          <w:szCs w:val="20"/>
+        </w:rPr>
+        <w:t xml:space="preserve">//     tuned against the sprite's top edge touching that line, not its center);</w:t>
+      </w:r>
+      <w:r>
+        <w:br/>
+        <w:t xml:space="preserve"/>
+      </w:r>
+      <w:r>
+        <w:rPr>
+          <w:rFonts w:ascii="Consolas" w:cs="Consolas" w:eastAsia="Consolas" w:hAnsi="Consolas"/>
+          <w:sz w:val="20"/>
+          <w:szCs w:val="20"/>
+        </w:rPr>
+        <w:t xml:space="preserve">//   - the explosion's own spawn position in obj_bullet's Collision event - once</w:t>
+      </w:r>
+      <w:r>
+        <w:br/>
+        <w:t xml:space="preserve"/>
+      </w:r>
+      <w:r>
+        <w:rPr>
+          <w:rFonts w:ascii="Consolas" w:cs="Consolas" w:eastAsia="Consolas" w:hAnsi="Consolas"/>
+          <w:sz w:val="20"/>
+          <w:szCs w:val="20"/>
+        </w:rPr>
+        <w:t xml:space="preserve">//     obj_enemy's origin is centered, other.x/other.y ARE the enemy's visual center,</w:t>
+      </w:r>
+      <w:r>
+        <w:br/>
+        <w:t xml:space="preserve"/>
+      </w:r>
+      <w:r>
+        <w:rPr>
+          <w:rFonts w:ascii="Consolas" w:cs="Consolas" w:eastAsia="Consolas" w:hAnsi="Consolas"/>
+          <w:sz w:val="20"/>
+          <w:szCs w:val="20"/>
+        </w:rPr>
+        <w:t xml:space="preserve">//     so any bbox-centering math added to fix the earlier offset can be removed.</w:t>
+      </w:r>
+    </w:p>
+    <w:p>
+      <w:pPr>
         <w:pStyle w:val="Heading2"/>
       </w:pPr>
       <w:r>
@@ -425,6 +1217,19 @@
       </w:pPr>
       <w:r>
         <w:t xml:space="preserve">Accidentally moving score/win-check logic INTO the new Alarm 0 event instead of leaving it in the Collision event - this would delay scoring and win detection by 6 steps, which is unnecessary and inconsistent with every other engine this week.</w:t>
+      </w:r>
+    </w:p>
+    <w:p>
+      <w:pPr>
+        <w:pStyle w:val="ListParagraph"/>
+        <w:numPr>
+          <w:ilvl w:val="0"/>
+          <w:numId w:val="2"/>
+        </w:numPr>
+        <w:spacing w:after="60"/>
+      </w:pPr>
+      <w:r>
+        <w:t xml:space="preserve">If a student has added their own per-enemy color variation via image_blend: leaving image_blend untouched when swapping to spr_enemy_flash, causing the flash to render as a tinted version of that enemy's own spawn color instead of true white - image_blend is a persistent instance property that keeps applying to whatever sprite is current, independent of sprite_index.</w:t>
       </w:r>
     </w:p>
     <w:sectPr>
